--- a/example_articles/race_ethnicity/Multiple/2.race_ethnicity_Multiple_New_York_Times.docx
+++ b/example_articles/race_ethnicity/Multiple/2.race_ethnicity_Multiple_New_York_Times.docx
@@ -32,12 +32,12 @@
     </w:p>
     <w:p>
       <w:r>
-        <w:t>Extracted race/ethnicity: Hispanic and Black (Dominicans and others Hispanic; black)</w:t>
+        <w:t>Raw race_ethnicity result: Hispanic and Black (Dominicans and others Hispanic; black)</w:t>
       </w:r>
     </w:p>
     <w:p>
       <w:r>
-        <w:t>Race/Ethnicity (Standardized): Multiple</w:t>
+        <w:t>race_ethnicity_stand_flat (Standardized): Multiple</w:t>
       </w:r>
     </w:p>
     <w:p>

--- a/example_articles/race_ethnicity/Multiple/2.race_ethnicity_Multiple_New_York_Times.docx
+++ b/example_articles/race_ethnicity/Multiple/2.race_ethnicity_Multiple_New_York_Times.docx
@@ -27,17 +27,17 @@
     </w:p>
     <w:p>
       <w:r>
-        <w:t>Source File: NYT/50.DOCX</w:t>
+        <w:t>Source file: NYT/50.DOCX</w:t>
       </w:r>
     </w:p>
     <w:p>
       <w:r>
-        <w:t>Raw race_ethnicity result: Hispanic and Black (Dominicans and others Hispanic; black)</w:t>
+        <w:t>Raw race ethnicity result, 'race_ethnicity': Hispanic and Black (Dominicans and others Hispanic; black)</w:t>
       </w:r>
     </w:p>
     <w:p>
       <w:r>
-        <w:t>race_ethnicity_stand_flat (Standardized): Multiple</w:t>
+        <w:t>Standardized race ethnicity result, 'race_ethnicity_stand_flat': Multiple</w:t>
       </w:r>
     </w:p>
     <w:p>

--- a/example_articles/race_ethnicity/Multiple/2.race_ethnicity_Multiple_New_York_Times.docx
+++ b/example_articles/race_ethnicity/Multiple/2.race_ethnicity_Multiple_New_York_Times.docx
@@ -7,7 +7,7 @@
         <w:pStyle w:val="Heading1"/>
       </w:pPr>
       <w:r>
-        <w:t>Tribute for an Old-Time Bluesman Who Stays New</w:t>
+        <w:t>Students Deplore Plan to Shut Chicago Seminary</w:t>
       </w:r>
     </w:p>
     <w:p>
@@ -17,22 +17,22 @@
     </w:p>
     <w:p>
       <w:r>
-        <w:t>Date: 1990-10-16</w:t>
+        <w:t>Date: 1990-02-25</w:t>
       </w:r>
     </w:p>
     <w:p>
       <w:r>
-        <w:t>Section: Section C; Page 13, Column 1; Cultural Desk</w:t>
+        <w:t>Section: Section 1; Part 1, Page 22, Column 3; National Desk</w:t>
       </w:r>
     </w:p>
     <w:p>
       <w:r>
-        <w:t>Source file: NYT/50.DOCX</w:t>
+        <w:t>Source file: NYT/43.DOCX</w:t>
       </w:r>
     </w:p>
     <w:p>
       <w:r>
-        <w:t>Raw race ethnicity result, 'race_ethnicity': Hispanic and Black (Dominicans and others Hispanic; black)</w:t>
+        <w:t>Raw race ethnicity result, 'race_ethnicity': Black or African American; Hispanic; White</w:t>
       </w:r>
     </w:p>
     <w:p>
@@ -49,55 +49,55 @@
     </w:p>
     <w:p>
       <w:r>
-        <w:t>When John Lee Hooker ambles onto the stage at Madison Square Garden tonight to sing, the audience will hear five and a half decades of blues experience. They will also hear the music of the Mississippi Delta, which has become the sound of the international mainstream in the form of rock-and-roll.</w:t>
+        <w:t>In recent weeks, the leafy campus of Quigley South Preparatory Seminary, the largest Roman Catholic high school seminary in the country, has been more the scene of protest and rebellion than of pastoral contemplation.</w:t>
         <w:br/>
-        <w:t>Mr. Hooker, a major figure in American popular music, will be on the receiving end of a tribute that will include performances by a slew of stars, including Gregg Allman, Bo Diddley, Bonnie Raitt, Willie Dixon, Joe Cocker, James Cotton, Huey Lewis, Johnny Winter and Little Feat.</w:t>
+        <w:t>Quigley South students, all of them teen-agers considering the priesthood, have boycotted classes and held silent marches, protesting a plan by the archdiocese to close the school at the end of the school year.</w:t>
         <w:br/>
-        <w:t>The show is also a benefit, with some of the profits going to the Delta Blues Museum, which is based in Clarksdale, Miss., the town outside of which Mr. Hooker was born some 70 years ago. Mr. Hooker's subsequent odyssey, from the poverty and repression of the delta to a life of recognition and reasonable wealth in a suburb of San Francisco, is a specifically American story of race, class and talent.</w:t>
+        <w:t>Two teachers, warming themselves with blankets, held a 48-hour hunger strike last month on the school's southwest Chicago campus, singing hymns and strumming guitars as students and parents kept vigil with them. Earlier that day 1,500 Catholics marched around the residence of Joseph Cardinal Bernardin, urging him to reconsider.</w:t>
         <w:br/>
-        <w:t>''Where I came from in Mississippi was like being in hell,'' said Mr. Hooker. ''I was about 14 when I left for Memphis. I knew what was happening.''</w:t>
-        <w:br/>
-        <w:t>'I Wanted to Be a Star'</w:t>
-        <w:br/>
-        <w:t>Like many other black Americans from the South, Mr. Hooker was intent on moving north. His next stop was Cincinnati, where he became a teen-age gospel singer with groups like the Delta Big Four, the Fairfield Four and the Big Six.</w:t>
-        <w:br/>
-        <w:t>''I wanted to be a star,'' said Mr. Hooker. ''I knew I couldn't make it in Mississippi so I was working my way up north. I lived in Cincinnati for two years, and I learned how to play and sing real good there. I knew I was a heck of a gospel singer, and the work taught me how to relate to an audience. 'Oh, that kid can sing!' people used to say. People around me, they'd treat me like I was a kid and they loved me. I'd get lonely for my family, but that was about it. When I started singing blues, the church didn't like it, but I was determined to be a musician and be a blues star, and I didn't much care what they thought.''</w:t>
-        <w:br/>
-        <w:t>Mr. Hooker next moved to Detroit, following the trail of work. When World War II broke out, Detroit was suddenly awash with jobs. As in Chicago and Los Angeles, the black working class suddenly found itself with money and looking for entertainment.</w:t>
-        <w:br/>
-        <w:t>''During the war I lied about my age to enlist,'' said Mr. Hooker. ''If you were a soldier, all the girls went crazy about you. But I was kicked out for being under-age, so I worked washing dishes and all sorts of things. But the town was booming, and I was playing three and four, sometimes five nights a week in small clubs; I got to be hot stuff, the hottest musician in Detroit.''</w:t>
+        <w:t>The archdiocese, facing a $16 million deficit, is planning to close 37 schools and parishes. The two seminary high schools, Quigley South and Quigley North, would be merged.</w:t>
         <w:br/>
         <w:t xml:space="preserve"> </w:t>
         <w:br/>
-        <w:t>Suddenly in Demand</w:t>
+        <w:t>Theology and Public Service</w:t>
         <w:br/>
-        <w:t>The small independent record companies were scrambling for new talent to fill the new needs of a larger, wealthier and more urbane black audience. Mr. Hooker found himself discovered.</w:t>
+        <w:t>Both are among a dying breed of parochial schools that emphasize theology and priestly public service. In the last school year there were only 17 such high school seminaries in the nation; two decades ago there were more than 120.</w:t>
         <w:br/>
-        <w:t>''One night the folks from Modern Records, Saul and Jules Bihari, came into a club I was playing,'' Mr. Hooker recalled. ''They came in with their suits on, and I thought they were the police. I had a long guitar chord and I was walking the floor, and they said, 'Come over here, kid. Who are you?' I said, 'John Lee Hooker. What, are you all the police?' They said, 'No, we're from Modern and we're going to take care of you.' I didn't believe it because everyone is always talking, but they gave me a thousand dollars up front. I said 'Huh?' because it was so much money. I recorded 'Boogie Chillen' ' and I never looked back.''</w:t>
+        <w:t>The announcement comes at a time when the church needs priests. Critics say the decision to close Quigley South, the country's largest and most racially diverse high school seminary, suggests a lack of commitment to recruit black priests.</w:t>
         <w:br/>
-        <w:t>Mr. Hooker played a big part in modernizing an essentially rural style of music and making it nationally popular, adding jump and jazz rhythms to the mix. His early recordings, from 1948, have him working in the deep Mississippi blues style, where he clangs out harsh metallic guitar lines while his vocals shout and moan. The same year he recorded ''Boogie Chillen' '' in a modern jump style that became rhythm and blues; the record, with a full band, was a hit. When rhythm and blues burned out commercially in the late 1950's, Mr. Hooker reverted to a solo act, cleverly cashing in on the growing folk circuit that was supporting a flock of blues musicians. The audience was looking for authenticity and rustics, and Mr. Hooker was happy to oblige, eventually recording for Riverside Records as an acoustic guitarist.</w:t>
+        <w:t>''You can't feel good about the church when it's acting like this,'' said the Rev. Michael Pfleger, pastor of St. Sabina Church on the South Side, who is an an alumnus of Quigley South. ''It's an emotional rape. It's basically saying to the black community, 'We don't care about black priests.' ''</w:t>
         <w:br/>
-        <w:t>By the middle 1960's, Mr. Hooker emerged as an electric blues star, recording with the band Canned Heat, and being justly celebrated by legions of rock-and-roll fans. And by that time, his audience was changing from black to white. And the white audience wanted blues.</w:t>
+        <w:t>''I was open to the priesthood before,'' said Ricky Harris, a senior at Quigley South who is president of its black student union, United Black Seminarians. ''But I don't know where I stand now. It seems as if the Cardinal doesn't want us here.''</w:t>
         <w:br/>
         <w:t xml:space="preserve"> </w:t>
         <w:br/>
-        <w:t>'They Were Just People'</w:t>
+        <w:t>New Seminary Moving In</w:t>
         <w:br/>
-        <w:t>''I played solo a long time, and I know how to tap my feet so it sounds like a drum,'' said Mr. Hooker. ''It wasn't any problem to start playing the coffeehouses. I can switch to any style, you have to be versatile to be a musician. I knew the white audience was out there but I didn't know how to get it. As the years go by, things change and to me they were just people. I had no thought that British singers would start singing my songs, I had no idea what would come with that. People got more civilized.''</w:t>
+        <w:t>The new, combined seminary, to be known as Archbishop Quigley Preparatory Seminary, is intended to be centrally located, the archdiocese said. Until a permanent site can be found, however, it will be housed at Quigley North, in the city's affluent lakefront section.</w:t>
         <w:br/>
-        <w:t>For the tribute tonight, most of the performers are white rock-and-roll stars. ''These are some of the realities when it comes to the blues today,'' said Quint Davis, who is producing the show. ''Many more white musicians are going into it today than are black musicians. Just look at the bands of most black blues musicians - they're all white. And the people on the show have lived the blues life so they're here to pay tribute, to give credit. They feel that they owe a debt for who they are, not just what they play. People are really happy to pay tribute to the influence of the great masters. And when the show was initiated, John Lee was asked who he wanted, and these are people he identified.''</w:t>
+        <w:t>Opponents say closing Quigley South will shut off the biggest conduit for black and Hispanic youths interested in the priesthood. The school, on South Western Avenue, is at the crossroads of predominantly black, white and Hispanic neighborhoods. More than two-thirds of its 604 students are black or Hispanic. Quigley North has 190 students, 34 percent of them Hispanic, 3 percent of them black.</w:t>
         <w:br/>
-        <w:t>''It's really nice that people realize that all people are the same,'' said Mr. Hooker. ''Human beings can be worse than animals. Cows and horses don't care what color they are. But I never looked at it that way. My band is all white, and I think of them by their talent, not by the color their skin or hair is. So tributes like this make me feel real good.''</w:t>
+        <w:t>The Cardinal has said his decision is firm. But that has not stopped people in the working-class neighborhoods surrounding the seminary from putting signs in their windows and on their windshields declaring, ''Save Quigley South.'' For the last few weeks, parents, alumni, teachers and students at the school have been staging protests reminiscent of the struggle for civil rights.</w:t>
+        <w:br/>
+        <w:t>Late last month hundreds of students, teachers and alumni staged a sit-in at the chancery. Forums and emergency meetings have been held frequently since then.</w:t>
+        <w:br/>
+        <w:t>The thought of losing Quigley South has torn at the lives of people like Jack Carlson, an English teacher and assistant dean of academics there. He graduated from the school in 1967 and now has two teen-age sons who are students there.</w:t>
         <w:br/>
         <w:t xml:space="preserve"> </w:t>
         <w:br/>
-        <w:t>Held on to His Rights</w:t>
+        <w:t>'Who Do You Turn To?'</w:t>
         <w:br/>
-        <w:t>Unlike many other blues singers, Mr. Hooker has been lucky in that he now receives royalties for his older recordings. Record labels dealing with blues often shortchanged their artists - and artists often sold their rights - but Mr. Hooker held on to his. A few years ago, he decided to collect what was owed him. His lawyer asked him whether he had all his contracts, and by chance, Mr. Hooker had some 40 years' worth.</w:t>
+        <w:t>''It's mind-boggling that the institution I've devoted my life to could turn around and do this to me, my children, my friends,'' Mr. Carlson said. ''When your job is so intimately bound up with religion, who do you turn to?''</w:t>
         <w:br/>
-        <w:t>''I was lucky,'' he said. ''I gave all my papers to a man in Detroit for safekeeping, and when my lawyer asked me if I had any papers, I wrote to Detroit and got them all. We took the companies to court, and they were in a panic when they found out that I had the papers. And ever since then, I've been getting my royalties.</w:t>
+        <w:t>Cardinal Bernardin and other diocesan officials have visited the school to try to calm faculty members and students, emphasizing the need for fiscal retrenchment and a more efficient way to bring in more priests.</w:t>
         <w:br/>
-        <w:t>''It's helped out now because I'm going to be able to retire. I enjoy playing because it's my life. When I'm in bed, I moan and groan it. Without singing the blues I'd go under.''</w:t>
+        <w:t>Diocesan officials say that the schools produce only a fraction of the new priests in the archdiocese and that only one seminary is needed. Of the 56 new priests ordained in the last five years, only 16 were from the two Quigleys, the archdiocese said.</w:t>
+        <w:br/>
+        <w:t>''In view of the financial realities, the archdiocese can only afford to have one,'' said Sister Joy Clough, spokeswoman for the archdiocese. ''So we want to make sure it's as convenient as possible for as many as possible.''</w:t>
+        <w:br/>
+        <w:t>The archdiocese is considering transportation assistance for some students, although the Rev. Kevin Spiess, who oversees the diocesan seminaries here, said, ''We're not sure what that will mean.''</w:t>
+        <w:br/>
+        <w:t>The archdiocese finances and operates only 12 of the city's 52 Catholic high schools. Religious orders operate the rest, and the archdiocese says it hopes a Catholic order will take over the Quigley South complex and use it for a high school.</w:t>
         <w:br/>
         <w:br/>
         <w:t>Graphic</w:t>
@@ -105,7 +105,7 @@
         <w:br/>
         <w:t xml:space="preserve"> </w:t>
         <w:br/>
-        <w:t>Photo: John Lee Hooker, who will be honored with a tribute concert tonight at Madison Square Garden. (Michelle V. Agins/The New York Times)</w:t>
+        <w:t>Photo: Students last month protesting a plan to close Quigley South Preparatory Seminary, the largest Roman Catholic high school seminary in the country. The Archdiocese of Chicago, facing a $16 million deficit, plans to merge the Quigley South and Quigley North seminaries. (Associated Press)</w:t>
       </w:r>
     </w:p>
     <w:sectPr>

--- a/example_articles/race_ethnicity/Multiple/2.race_ethnicity_Multiple_New_York_Times.docx
+++ b/example_articles/race_ethnicity/Multiple/2.race_ethnicity_Multiple_New_York_Times.docx
@@ -7,7 +7,7 @@
         <w:pStyle w:val="Heading1"/>
       </w:pPr>
       <w:r>
-        <w:t>Students Deplore Plan to Shut Chicago Seminary</w:t>
+        <w:t>NEWS SUMMARY: TUESDAY, SEPTEMBER 2, 1986</w:t>
       </w:r>
     </w:p>
     <w:p>
@@ -17,22 +17,22 @@
     </w:p>
     <w:p>
       <w:r>
-        <w:t>Date: 1990-02-25</w:t>
+        <w:t>Date: 1986-09-02</w:t>
       </w:r>
     </w:p>
     <w:p>
       <w:r>
-        <w:t>Section: Section 1; Part 1, Page 22, Column 3; National Desk</w:t>
+        <w:t>Section: Section B; Page 1, Column 1; Metropolitan Desk; Summary</w:t>
       </w:r>
     </w:p>
     <w:p>
       <w:r>
-        <w:t>Source file: NYT/43.DOCX</w:t>
+        <w:t>Source file: NYT/44.DOCX</w:t>
       </w:r>
     </w:p>
     <w:p>
       <w:r>
-        <w:t>Raw race ethnicity result, 'race_ethnicity': Black or African American; Hispanic; White</w:t>
+        <w:t>Raw race ethnicity result, 'race_ethnicity': White; Black or African American</w:t>
       </w:r>
     </w:p>
     <w:p>
@@ -49,63 +49,35 @@
     </w:p>
     <w:p>
       <w:r>
-        <w:t>In recent weeks, the leafy campus of Quigley South Preparatory Seminary, the largest Roman Catholic high school seminary in the country, has been more the scene of protest and rebellion than of pastoral contemplation.</w:t>
+        <w:t>International</w:t>
         <w:br/>
-        <w:t>Quigley South students, all of them teen-agers considering the priesthood, have boycotted classes and held silent marches, protesting a plan by the archdiocese to close the school at the end of the school year.</w:t>
+        <w:t xml:space="preserve"> Closer Israeli-Egyptian relations is the aim of a new Middle East initiative taken by Secretary of State George P. Shultz. Mr. Shultz has sent a top aide to the Middle East to set the stage for a possible new American effort to bring the two countries closer and to stimulate dormant peace efforts in the region. State Department officials said that depending on the recommendation of the aide, Assistant Secretary of State Richard W. Murphy, Mr. Shultz might go to the Middle East next week. [Page A1, Column 1.]</w:t>
         <w:br/>
-        <w:t>Two teachers, warming themselves with blankets, held a 48-hour hunger strike last month on the school's southwest Chicago campus, singing hymns and strumming guitars as students and parents kept vigil with them. Earlier that day 1,500 Catholics marched around the residence of Joseph Cardinal Bernardin, urging him to reconsider.</w:t>
+        <w:t xml:space="preserve"> A Soviet passenger liner sank after colliding with a cargo ship in the Black Sea on Sunday night, with an unspecified loss of life, the Soviet Union reported. The four-deck ship, the Admiral Nakhimov, could accommodate about 1,000 passengers. The terse announcement and the appointment of a top Government official to head an inquiry suggested that many passengers and crew members might have perished. A Soviet shipping official said the accident was a ''real tragedy.'' [A1:3.]</w:t>
         <w:br/>
-        <w:t>The archdiocese, facing a $16 million deficit, is planning to close 37 schools and parishes. The two seminary high schools, Quigley South and Quigley North, would be merged.</w:t>
+        <w:t>A bomb exploded in a supermarket in Durban, South Africa, wounding at least 18 people, the Government reported. The official Bureau for Information said the explosion ripped through the Pick 'n' Pay store in Montclair, a white working-class neighborhood. Ten blacks were among the wounded, the authorities said. The Information Bureau blamed insurgents of the banned African National Congress for the blast and said the bomb was of Soviet origin. [A1:2.]</w:t>
+        <w:br/>
+        <w:t xml:space="preserve"> Zimbabwe called on nations professing nonalignment to adopt selective economic sanctions against South Africa. Zimbabwe's Prime Minister, Robert Mugabe, speaking at the opening of the eighth conference of the 101-nation Nonaligned Movement, also renewed calls for the world's industrialized nations to impose comprehensive mandatory sanctions against Pretoria. The voluntary sanctions would include termination of air links with South Africa and restrictions on trade and investment. The conference is taking place in Harare, Zimbabwe. [A3:4.]</w:t>
+        <w:br/>
+        <w:t xml:space="preserve"> Libya's leader reviewed a parade of Libyan troops and weapons celebrating the 17th anniversary of his coup. Col. Muammar el-Qaddafi, continuing a forceful re-emergence in public, appeared hearty and self-confident, despite reports from Washington that he feared a military uprising. [A8:3.]</w:t>
+        <w:br/>
+        <w:t xml:space="preserve"> No sign that Libya is plotting ''spectacular terrorist actions'' was reported by a senior adviser to Chancellor Helmut Kohl of West Germany. He cautioned that another American raid on Libya could ruin the chances for a Soviet-American summit meeting. The warning came as Vernon A. Walters, the United States delegate to the United Nations, began a West European tour in Madrid in an apparent effort to win support for tougher sanctions against Colonel Qaddafi's Government. [A8:1.]</w:t>
         <w:br/>
         <w:t xml:space="preserve"> </w:t>
         <w:br/>
-        <w:t>Theology and Public Service</w:t>
+        <w:t>National</w:t>
         <w:br/>
-        <w:t>Both are among a dying breed of parochial schools that emphasize theology and priestly public service. In the last school year there were only 17 such high school seminaries in the nation; two decades ago there were more than 120.</w:t>
+        <w:t xml:space="preserve"> The California plane collision Sunday occurred in a Government-established restricted zone where the private plane that was destroyed in the collision with an Aeromexico DC-9 was not authorized to fly, the Federal Aviation Administration said. An F.A.A. spokesman also said the controller guiding the DC-9 could not have radioed warnings to avert the collision because ''as far as we can determine'' no radar blip designating the small plane appeared on his scope. The controller did not know of the small plane's existence, the spokesman said. [A1:6.] A full death toll may not be known for weeks in the midair collision near Los Angeles. Officials said difficulties in identifying victims on the ground were delaying the final toll. All 64 people aboard the jetliner were killed, along with all three passengers aboard the Piper PA-28. Officials have refused to give an estimate of casualties on the ground. [A1:5.]</w:t>
         <w:br/>
-        <w:t>The announcement comes at a time when the church needs priests. Critics say the decision to close Quigley South, the country's largest and most racially diverse high school seminary, suggests a lack of commitment to recruit black priests.</w:t>
-        <w:br/>
-        <w:t>''You can't feel good about the church when it's acting like this,'' said the Rev. Michael Pfleger, pastor of St. Sabina Church on the South Side, who is an an alumnus of Quigley South. ''It's an emotional rape. It's basically saying to the black community, 'We don't care about black priests.' ''</w:t>
-        <w:br/>
-        <w:t>''I was open to the priesthood before,'' said Ricky Harris, a senior at Quigley South who is president of its black student union, United Black Seminarians. ''But I don't know where I stand now. It seems as if the Cardinal doesn't want us here.''</w:t>
+        <w:t xml:space="preserve"> Sharply rising concern over drugs has led two-thirds of Americans to say they would pay more taxes to jail drug sellers, and three-fourths of full-time workers to say they would be willing to take a drug test, according to a New York Times/CBS News Poll. Thirteen percent of the 1,210 adults interviewed from Aug. 18 to 21 gave drugs precedence over unemployment, fear of war or other economic difficulties as the nation's most important problem. Concern has soared since April, when only 2 percent picked drugs. [A1:1.]</w:t>
         <w:br/>
         <w:t xml:space="preserve"> </w:t>
         <w:br/>
-        <w:t>New Seminary Moving In</w:t>
+        <w:t>Metropolitan</w:t>
         <w:br/>
-        <w:t>The new, combined seminary, to be known as Archbishop Quigley Preparatory Seminary, is intended to be centrally located, the archdiocese said. Until a permanent site can be found, however, it will be housed at Quigley North, in the city's affluent lakefront section.</w:t>
+        <w:t xml:space="preserve"> Visitors flocked to New York City this summer. Perhaps the biggest tourism increase in the New York metropolitan region was enjoyed by the city, commerce officials said. ''New York City was a tremendous mecca this year,'' said Ronald Moss, the State Commissioner of Commerce. State officials estimated that on average, tourism throughout New York State, New Jersey and Connecticut increased 5 to 10 percent over last summer, generating billions in revenue for the region. The Jersey Shore, however, had little or no tourist growth from last year. [A1:4.]</w:t>
         <w:br/>
-        <w:t>Opponents say closing Quigley South will shut off the biggest conduit for black and Hispanic youths interested in the priesthood. The school, on South Western Avenue, is at the crossroads of predominantly black, white and Hispanic neighborhoods. More than two-thirds of its 604 students are black or Hispanic. Quigley North has 190 students, 34 percent of them Hispanic, 3 percent of them black.</w:t>
-        <w:br/>
-        <w:t>The Cardinal has said his decision is firm. But that has not stopped people in the working-class neighborhoods surrounding the seminary from putting signs in their windows and on their windshields declaring, ''Save Quigley South.'' For the last few weeks, parents, alumni, teachers and students at the school have been staging protests reminiscent of the struggle for civil rights.</w:t>
-        <w:br/>
-        <w:t>Late last month hundreds of students, teachers and alumni staged a sit-in at the chancery. Forums and emergency meetings have been held frequently since then.</w:t>
-        <w:br/>
-        <w:t>The thought of losing Quigley South has torn at the lives of people like Jack Carlson, an English teacher and assistant dean of academics there. He graduated from the school in 1967 and now has two teen-age sons who are students there.</w:t>
-        <w:br/>
-        <w:t xml:space="preserve"> </w:t>
-        <w:br/>
-        <w:t>'Who Do You Turn To?'</w:t>
-        <w:br/>
-        <w:t>''It's mind-boggling that the institution I've devoted my life to could turn around and do this to me, my children, my friends,'' Mr. Carlson said. ''When your job is so intimately bound up with religion, who do you turn to?''</w:t>
-        <w:br/>
-        <w:t>Cardinal Bernardin and other diocesan officials have visited the school to try to calm faculty members and students, emphasizing the need for fiscal retrenchment and a more efficient way to bring in more priests.</w:t>
-        <w:br/>
-        <w:t>Diocesan officials say that the schools produce only a fraction of the new priests in the archdiocese and that only one seminary is needed. Of the 56 new priests ordained in the last five years, only 16 were from the two Quigleys, the archdiocese said.</w:t>
-        <w:br/>
-        <w:t>''In view of the financial realities, the archdiocese can only afford to have one,'' said Sister Joy Clough, spokeswoman for the archdiocese. ''So we want to make sure it's as convenient as possible for as many as possible.''</w:t>
-        <w:br/>
-        <w:t>The archdiocese is considering transportation assistance for some students, although the Rev. Kevin Spiess, who oversees the diocesan seminaries here, said, ''We're not sure what that will mean.''</w:t>
-        <w:br/>
-        <w:t>The archdiocese finances and operates only 12 of the city's 52 Catholic high schools. Religious orders operate the rest, and the archdiocese says it hopes a Catholic order will take over the Quigley South complex and use it for a high school.</w:t>
-        <w:br/>
-        <w:br/>
-        <w:t>Graphic</w:t>
-        <w:br/>
-        <w:br/>
-        <w:t xml:space="preserve"> </w:t>
-        <w:br/>
-        <w:t>Photo: Students last month protesting a plan to close Quigley South Preparatory Seminary, the largest Roman Catholic high school seminary in the country. The Archdiocese of Chicago, facing a $16 million deficit, plans to merge the Quigley South and Quigley North seminaries. (Associated Press)</w:t>
+        <w:t xml:space="preserve"> A boom in capital improvements in New York City is underway. For the time in the city's history annual commitments for building projects passed the the $2 billion mark in the fiscal ended June 30, according to a report by Mayor Koch. The money is being used to rebuild streets, sewers, schools, subway cars, hospitals, bridges, jails, water pipes, libraries and other public works. [B1:5.]</w:t>
       </w:r>
     </w:p>
     <w:sectPr>
